--- a/docs/ho-so/EIDE-CDS-12.3_Dac_ta_nang_luc_tap_3.docx
+++ b/docs/ho-so/EIDE-CDS-12.3_Dac_ta_nang_luc_tap_3.docx
@@ -277,7 +277,7 @@
                 <w:sz w:val="21"/>
                 <w:szCs w:val="21"/>
               </w:rPr>
-              <w:t xml:space="preserve">1.0 — phát hành cùng bộ hồ sơ v1.2 (bổ sung theo Rà soát đủ điều kiện phát triển)</w:t>
+              <w:t xml:space="preserve">1.1 — PROJECT-09 project.preferences: `value` nhận GIÁ TRỊ JSON bất kỳ thay vì chỉ đối tượng, và `learned_from`/`ttl_days` thành tham số ngang hàng đúng như thực thể Preference của DDD-14 §2. Trước đó ví dụ của chính hợp đồng (`"value":"stlink"`) bị Router chặn bằng E1000 vì không qua nổi input_schema của nó (DEV-009).</w:t>
             </w:r>
           </w:p>
         </w:tc>
@@ -1217,6 +1217,148 @@
                 <w:szCs w:val="21"/>
               </w:rPr>
               <w:t xml:space="preserve">Phát hành lần đầu — bổ sung lĩnh vực L03/L11; sinh từ cds_data_*.py + caps.py</w:t>
+            </w:r>
+          </w:p>
+        </w:tc>
+      </w:tr>
+      <w:tr>
+        <w:tc>
+          <w:tcPr>
+            <w:tcW w:type="dxa" w:w="1500"/>
+            <w:tcBorders>
+              <w:top w:val="single" w:color="7F7F7F" w:sz="4"/>
+              <w:left w:val="single" w:color="7F7F7F" w:sz="4"/>
+              <w:bottom w:val="single" w:color="7F7F7F" w:sz="4"/>
+              <w:right w:val="single" w:color="7F7F7F" w:sz="4"/>
+            </w:tcBorders>
+            <w:shd w:fill="F2F6FB" w:color="auto" w:val="clear"/>
+            <w:tcMar>
+              <w:top w:type="dxa" w:w="50"/>
+              <w:left w:type="dxa" w:w="80"/>
+              <w:bottom w:type="dxa" w:w="50"/>
+              <w:right w:type="dxa" w:w="80"/>
+            </w:tcMar>
+            <w:vAlign w:val="top"/>
+          </w:tcPr>
+          <w:p>
+            <w:pPr>
+              <w:spacing w:after="30" w:line="264"/>
+              <w:jc w:val="left"/>
+            </w:pPr>
+            <w:r>
+              <w:rPr>
+                <w:rFonts w:ascii="Times New Roman" w:cs="Times New Roman" w:eastAsia="Times New Roman" w:hAnsi="Times New Roman"/>
+                <w:b/>
+                <w:bCs/>
+                <w:sz w:val="21"/>
+                <w:szCs w:val="21"/>
+              </w:rPr>
+              <w:t xml:space="preserve">1.1</w:t>
+            </w:r>
+          </w:p>
+        </w:tc>
+        <w:tc>
+          <w:tcPr>
+            <w:tcW w:type="dxa" w:w="1700"/>
+            <w:tcBorders>
+              <w:top w:val="single" w:color="7F7F7F" w:sz="4"/>
+              <w:left w:val="single" w:color="7F7F7F" w:sz="4"/>
+              <w:bottom w:val="single" w:color="7F7F7F" w:sz="4"/>
+              <w:right w:val="single" w:color="7F7F7F" w:sz="4"/>
+            </w:tcBorders>
+            <w:shd w:fill="F2F6FB" w:color="auto" w:val="clear"/>
+            <w:tcMar>
+              <w:top w:type="dxa" w:w="50"/>
+              <w:left w:type="dxa" w:w="80"/>
+              <w:bottom w:type="dxa" w:w="50"/>
+              <w:right w:type="dxa" w:w="80"/>
+            </w:tcMar>
+            <w:vAlign w:val="top"/>
+          </w:tcPr>
+          <w:p>
+            <w:pPr>
+              <w:spacing w:after="30" w:line="264"/>
+              <w:jc w:val="left"/>
+            </w:pPr>
+            <w:r>
+              <w:rPr>
+                <w:rFonts w:ascii="Times New Roman" w:cs="Times New Roman" w:eastAsia="Times New Roman" w:hAnsi="Times New Roman"/>
+                <w:b w:val="false"/>
+                <w:bCs w:val="false"/>
+                <w:sz w:val="21"/>
+                <w:szCs w:val="21"/>
+              </w:rPr>
+              <w:t xml:space="preserve">07/09/2026</w:t>
+            </w:r>
+          </w:p>
+        </w:tc>
+        <w:tc>
+          <w:tcPr>
+            <w:tcW w:type="dxa" w:w="2100"/>
+            <w:tcBorders>
+              <w:top w:val="single" w:color="7F7F7F" w:sz="4"/>
+              <w:left w:val="single" w:color="7F7F7F" w:sz="4"/>
+              <w:bottom w:val="single" w:color="7F7F7F" w:sz="4"/>
+              <w:right w:val="single" w:color="7F7F7F" w:sz="4"/>
+            </w:tcBorders>
+            <w:shd w:fill="F2F6FB" w:color="auto" w:val="clear"/>
+            <w:tcMar>
+              <w:top w:type="dxa" w:w="50"/>
+              <w:left w:type="dxa" w:w="80"/>
+              <w:bottom w:type="dxa" w:w="50"/>
+              <w:right w:type="dxa" w:w="80"/>
+            </w:tcMar>
+            <w:vAlign w:val="top"/>
+          </w:tcPr>
+          <w:p>
+            <w:pPr>
+              <w:spacing w:after="30" w:line="264"/>
+              <w:jc w:val="left"/>
+            </w:pPr>
+            <w:r>
+              <w:rPr>
+                <w:rFonts w:ascii="Times New Roman" w:cs="Times New Roman" w:eastAsia="Times New Roman" w:hAnsi="Times New Roman"/>
+                <w:b w:val="false"/>
+                <w:bCs w:val="false"/>
+                <w:sz w:val="21"/>
+                <w:szCs w:val="21"/>
+              </w:rPr>
+              <w:t xml:space="preserve">Vũ Trí Công</w:t>
+            </w:r>
+          </w:p>
+        </w:tc>
+        <w:tc>
+          <w:tcPr>
+            <w:tcW w:type="dxa" w:w="4000"/>
+            <w:tcBorders>
+              <w:top w:val="single" w:color="7F7F7F" w:sz="4"/>
+              <w:left w:val="single" w:color="7F7F7F" w:sz="4"/>
+              <w:bottom w:val="single" w:color="7F7F7F" w:sz="4"/>
+              <w:right w:val="single" w:color="7F7F7F" w:sz="4"/>
+            </w:tcBorders>
+            <w:shd w:fill="F2F6FB" w:color="auto" w:val="clear"/>
+            <w:tcMar>
+              <w:top w:type="dxa" w:w="50"/>
+              <w:left w:type="dxa" w:w="80"/>
+              <w:bottom w:type="dxa" w:w="50"/>
+              <w:right w:type="dxa" w:w="80"/>
+            </w:tcMar>
+            <w:vAlign w:val="top"/>
+          </w:tcPr>
+          <w:p>
+            <w:pPr>
+              <w:spacing w:after="30" w:line="264"/>
+              <w:jc w:val="left"/>
+            </w:pPr>
+            <w:r>
+              <w:rPr>
+                <w:rFonts w:ascii="Times New Roman" w:cs="Times New Roman" w:eastAsia="Times New Roman" w:hAnsi="Times New Roman"/>
+                <w:b w:val="false"/>
+                <w:bCs w:val="false"/>
+                <w:sz w:val="21"/>
+                <w:szCs w:val="21"/>
+              </w:rPr>
+              <w:t xml:space="preserve">PROJECT-09 project.preferences: `value` nhận GIÁ TRỊ JSON bất kỳ thay vì chỉ đối tượng, và `learned_from`/`ttl_days` thành tham số ngang hàng đúng như thực thể Preference của DDD-14 §2. Trước đó ví dụ của chính hợp đồng (`"value":"stlink"`) bị Router chặn bằng E1000 vì không qua nổi input_schema của nó (DEV-009).</w:t>
             </w:r>
           </w:p>
         </w:tc>
@@ -41512,7 +41654,7 @@
                 <w:sz w:val="21"/>
                 <w:szCs w:val="21"/>
               </w:rPr>
-              <w:t xml:space="preserve">project.preferences {"op":"set","key":"probe","value":"stlink","scope":"user"}</w:t>
+              <w:t xml:space="preserve">project.preferences {"op":"set","key":"probe","value":"stlink","scope":"user","learned_from":"UC-A03"}</w:t>
             </w:r>
           </w:p>
         </w:tc>
@@ -41584,7 +41726,7 @@
                 <w:sz w:val="21"/>
                 <w:szCs w:val="21"/>
               </w:rPr>
-              <w:t xml:space="preserve">Ghi rồi đọc trả đúng; delete xóa</w:t>
+              <w:t xml:space="preserve">Ghi rồi đọc trả đúng; delete xóa; value là chuỗi vẫn hợp lệ (DEV-009)</w:t>
             </w:r>
           </w:p>
         </w:tc>
@@ -41716,7 +41858,7 @@
           <w:sz w:val="19"/>
           <w:szCs w:val="19"/>
         </w:rPr>
-        <w:t xml:space="preserve">   "type": "object"</w:t>
+        <w:t xml:space="preserve">   "description": "giá trị JSON bất kỳ (số, chuỗi, mảng, đối tượng)"</w:t>
       </w:r>
     </w:p>
     <w:p>
@@ -41941,6 +42083,104 @@
           <w:szCs w:val="19"/>
         </w:rPr>
         <w:t xml:space="preserve">   ]</w:t>
+      </w:r>
+    </w:p>
+    <w:p>
+      <w:pPr>
+        <w:spacing w:after="0" w:line="240"/>
+        <w:ind w:left="567"/>
+      </w:pPr>
+      <w:r>
+        <w:rPr>
+          <w:rFonts w:ascii="Consolas" w:cs="Consolas" w:eastAsia="Consolas" w:hAnsi="Consolas"/>
+          <w:sz w:val="19"/>
+          <w:szCs w:val="19"/>
+        </w:rPr>
+        <w:t xml:space="preserve">  },</w:t>
+      </w:r>
+    </w:p>
+    <w:p>
+      <w:pPr>
+        <w:spacing w:after="0" w:line="240"/>
+        <w:ind w:left="567"/>
+      </w:pPr>
+      <w:r>
+        <w:rPr>
+          <w:rFonts w:ascii="Consolas" w:cs="Consolas" w:eastAsia="Consolas" w:hAnsi="Consolas"/>
+          <w:sz w:val="19"/>
+          <w:szCs w:val="19"/>
+        </w:rPr>
+        <w:t xml:space="preserve">  "learned_from": {</w:t>
+      </w:r>
+    </w:p>
+    <w:p>
+      <w:pPr>
+        <w:spacing w:after="0" w:line="240"/>
+        <w:ind w:left="567"/>
+      </w:pPr>
+      <w:r>
+        <w:rPr>
+          <w:rFonts w:ascii="Consolas" w:cs="Consolas" w:eastAsia="Consolas" w:hAnsi="Consolas"/>
+          <w:sz w:val="19"/>
+          <w:szCs w:val="19"/>
+        </w:rPr>
+        <w:t xml:space="preserve">   "type": "string",</w:t>
+      </w:r>
+    </w:p>
+    <w:p>
+      <w:pPr>
+        <w:spacing w:after="0" w:line="240"/>
+        <w:ind w:left="567"/>
+      </w:pPr>
+      <w:r>
+        <w:rPr>
+          <w:rFonts w:ascii="Consolas" w:cs="Consolas" w:eastAsia="Consolas" w:hAnsi="Consolas"/>
+          <w:sz w:val="19"/>
+          <w:szCs w:val="19"/>
+        </w:rPr>
+        <w:t xml:space="preserve">   "description": "id decision/turn (D8)"</w:t>
+      </w:r>
+    </w:p>
+    <w:p>
+      <w:pPr>
+        <w:spacing w:after="0" w:line="240"/>
+        <w:ind w:left="567"/>
+      </w:pPr>
+      <w:r>
+        <w:rPr>
+          <w:rFonts w:ascii="Consolas" w:cs="Consolas" w:eastAsia="Consolas" w:hAnsi="Consolas"/>
+          <w:sz w:val="19"/>
+          <w:szCs w:val="19"/>
+        </w:rPr>
+        <w:t xml:space="preserve">  },</w:t>
+      </w:r>
+    </w:p>
+    <w:p>
+      <w:pPr>
+        <w:spacing w:after="0" w:line="240"/>
+        <w:ind w:left="567"/>
+      </w:pPr>
+      <w:r>
+        <w:rPr>
+          <w:rFonts w:ascii="Consolas" w:cs="Consolas" w:eastAsia="Consolas" w:hAnsi="Consolas"/>
+          <w:sz w:val="19"/>
+          <w:szCs w:val="19"/>
+        </w:rPr>
+        <w:t xml:space="preserve">  "ttl_days": {</w:t>
+      </w:r>
+    </w:p>
+    <w:p>
+      <w:pPr>
+        <w:spacing w:after="0" w:line="240"/>
+        <w:ind w:left="567"/>
+      </w:pPr>
+      <w:r>
+        <w:rPr>
+          <w:rFonts w:ascii="Consolas" w:cs="Consolas" w:eastAsia="Consolas" w:hAnsi="Consolas"/>
+          <w:sz w:val="19"/>
+          <w:szCs w:val="19"/>
+        </w:rPr>
+        <w:t xml:space="preserve">   "type": "integer"</w:t>
       </w:r>
     </w:p>
     <w:p>
@@ -42242,7 +42482,7 @@
           <w:sz w:val="26"/>
           <w:szCs w:val="26"/>
         </w:rPr>
-        <w:t xml:space="preserve">2. set: ghi Preference với learned_from; delete: xóa</w:t>
+        <w:t xml:space="preserve">2. set: ghi Preference {value, learned_from, ttl_days, at} — value là giá trị JSON, learned_from và ttl_days là trường NGANG HÀNG đúng như thực thể DDD-14 §2, không lồng trong value; delete: xóa</w:t>
       </w:r>
     </w:p>
     <w:p>
@@ -42257,7 +42497,22 @@
           <w:sz w:val="26"/>
           <w:szCs w:val="26"/>
         </w:rPr>
-        <w:t xml:space="preserve">3. Không lưu dữ liệu nhạy cảm (kiểm regex khóa)</w:t>
+        <w:t xml:space="preserve">3. scope=project → bảng `preference` trong store dự án; scope=user → preferences.yaml ở thư mục cấu hình người dùng (DDD-14 §6)</w:t>
+      </w:r>
+    </w:p>
+    <w:p>
+      <w:pPr>
+        <w:spacing w:after="120" w:line="360"/>
+        <w:ind w:firstLine="0"/>
+        <w:jc w:val="both"/>
+      </w:pPr>
+      <w:r>
+        <w:rPr>
+          <w:rFonts w:ascii="Times New Roman" w:cs="Times New Roman" w:eastAsia="Times New Roman" w:hAnsi="Times New Roman"/>
+          <w:sz w:val="26"/>
+          <w:szCs w:val="26"/>
+        </w:rPr>
+        <w:t xml:space="preserve">4. Không lưu dữ liệu nhạy cảm (kiểm regex khóa)</w:t>
       </w:r>
     </w:p>
     <w:p>
@@ -56257,6 +56512,21 @@
           <w:szCs w:val="24"/>
         </w:rPr>
         <w:t xml:space="preserve">[67] V. T. Công, "EIDE-Rà soát đủ điều kiện phát triển (EIDE_Ra_soat_Du_dieu_kien_Phat_trien.xlsx)," 05/09/2026.</w:t>
+      </w:r>
+    </w:p>
+    <w:p>
+      <w:pPr>
+        <w:spacing w:after="100" w:line="276"/>
+        <w:ind w:left="567" w:hanging="567"/>
+        <w:jc w:val="left"/>
+      </w:pPr>
+      <w:r>
+        <w:rPr>
+          <w:rFonts w:ascii="Times New Roman" w:cs="Times New Roman" w:eastAsia="Times New Roman" w:hAnsi="Times New Roman"/>
+          <w:sz w:val="24"/>
+          <w:szCs w:val="24"/>
+        </w:rPr>
+        <w:t xml:space="preserve">[68] Anthropic, "Claude Code documentation — memory (CLAUDE.md), slash commands, hooks, settings," Claude Docs, 2026. [Online]. Available: https://docs.claude.com/en/docs/claude-code</w:t>
       </w:r>
     </w:p>
     <w:sectPr>
@@ -56395,7 +56665,7 @@
         <w:sz w:val="20"/>
         <w:szCs w:val="20"/>
       </w:rPr>
-      <w:t xml:space="preserve">EIDE-CDS-12.3 · Đặc tả năng lực — tập 3 · v1.0</w:t>
+      <w:t xml:space="preserve">EIDE-CDS-12.3 · Đặc tả năng lực — tập 3 · v1.1</w:t>
     </w:r>
   </w:p>
 </w:hdr>

--- a/docs/ho-so/EIDE-CDS-12.3_Dac_ta_nang_luc_tap_3.docx
+++ b/docs/ho-so/EIDE-CDS-12.3_Dac_ta_nang_luc_tap_3.docx
@@ -6012,7 +6012,7 @@
           <w:sz w:val="26"/>
           <w:szCs w:val="26"/>
         </w:rPr>
-        <w:t xml:space="preserve"> E3000; E4000; E4004.</w:t>
+        <w:t xml:space="preserve"> E3000; E4000; E4001; E4004.</w:t>
       </w:r>
     </w:p>
     <w:p>
@@ -16232,7 +16232,7 @@
           <w:sz w:val="26"/>
           <w:szCs w:val="26"/>
         </w:rPr>
-        <w:t xml:space="preserve">1. Quét literal địa chỉ/bit/enum/tần số trong ngữ cảnh phần cứng (regex + AST nhẹ); mỗi literal cần chú thích eide:fact id tồn tại, status reviewed/verified hoặc gold, giá trị khớp</w:t>
+        <w:t xml:space="preserve">1. Quét literal địa chỉ/bit/enum/tần số trong ngữ cảnh phần cứng (regex + AST nhẹ), TRỪ tệp kiểm thử (`tests/`) nơi literal là giá trị kỳ vọng chứ không phải khai báo — bắt test trích dẫn cùng fact mà mã đang kiểm cũng trích dẫn thì cả hai lấy số từ một chỗ và test không còn kiểm gì (DEV-064); mỗi literal cần chú thích eide:fact id tồn tại, status reviewed/verified hoặc gold, giá trị khớp</w:t>
       </w:r>
     </w:p>
     <w:p>
@@ -16247,7 +16247,7 @@
           <w:sz w:val="26"/>
           <w:szCs w:val="26"/>
         </w:rPr>
-        <w:t xml:space="preserve">2. Vi phạm → block + kg.request tự động</w:t>
+        <w:t xml:space="preserve">2. Vi phạm → block; mỗi vi phạm thiếu tri thức (no_fact, fact_not_found, fact_not_reviewed) kèm trường need để bên gọi tạo kg.request. Năng lực này là R0 nên KHÔNG tự ghi store — xem DEV-062</w:t>
       </w:r>
     </w:p>
     <w:p>
@@ -20759,7 +20759,55 @@
           <w:sz w:val="26"/>
           <w:szCs w:val="26"/>
         </w:rPr>
-        <w:t xml:space="preserve">1. Biên dịch host với mock ngoại vi (ctypes/CMock); chạy; JUnit → ToolReport</w:t>
+        <w:t xml:space="preserve">1. Bố cục: `tests/host/test_</w:t>
+      </w:r>
+      <w:r>
+        <w:rPr>
+          <w:rFonts w:ascii="Times New Roman" w:cs="Times New Roman" w:eastAsia="Times New Roman" w:hAnsi="Times New Roman"/>
+          <w:i/>
+          <w:iCs/>
+          <w:sz w:val="26"/>
+          <w:szCs w:val="26"/>
+        </w:rPr>
+        <w:t xml:space="preserve">.c` là một chương trình test độc lập cho mỗi tệp (tệp test include thẳng đơn vị đang kiểm); `tests/mock/</w:t>
+      </w:r>
+      <w:r>
+        <w:rPr>
+          <w:rFonts w:ascii="Times New Roman" w:cs="Times New Roman" w:eastAsia="Times New Roman" w:hAnsi="Times New Roman"/>
+          <w:sz w:val="26"/>
+          <w:szCs w:val="26"/>
+        </w:rPr>
+        <w:t xml:space="preserve">.c` liên kết vào mọi chương trình; `src/` và `include/` là thư mục include (DEV-063)</w:t>
+      </w:r>
+    </w:p>
+    <w:p>
+      <w:pPr>
+        <w:spacing w:after="120" w:line="360"/>
+        <w:ind w:firstLine="0"/>
+        <w:jc w:val="both"/>
+      </w:pPr>
+      <w:r>
+        <w:rPr>
+          <w:rFonts w:ascii="Times New Roman" w:cs="Times New Roman" w:eastAsia="Times New Roman" w:hAnsi="Times New Roman"/>
+          <w:sz w:val="26"/>
+          <w:szCs w:val="26"/>
+        </w:rPr>
+        <w:t xml:space="preserve">2. Biên dịch host với mock ngoại vi (ctypes/CMock); chạy; đọc kết quả từ JUnit XML nếu chương trình test in ra, nếu không thì từ mã thoát — ToolReport ghi rõ đã đọc theo cách nào</w:t>
+      </w:r>
+    </w:p>
+    <w:p>
+      <w:pPr>
+        <w:spacing w:after="120" w:line="360"/>
+        <w:ind w:firstLine="0"/>
+        <w:jc w:val="both"/>
+      </w:pPr>
+      <w:r>
+        <w:rPr>
+          <w:rFonts w:ascii="Times New Roman" w:cs="Times New Roman" w:eastAsia="Times New Roman" w:hAnsi="Times New Roman"/>
+          <w:sz w:val="26"/>
+          <w:szCs w:val="26"/>
+        </w:rPr>
+        <w:t xml:space="preserve">3. ToolReport</w:t>
       </w:r>
     </w:p>
     <w:p>

--- a/docs/ho-so/EIDE-CDS-12.3_Dac_ta_nang_luc_tap_3.docx
+++ b/docs/ho-so/EIDE-CDS-12.3_Dac_ta_nang_luc_tap_3.docx
@@ -277,7 +277,71 @@
                 <w:sz w:val="21"/>
                 <w:szCs w:val="21"/>
               </w:rPr>
-              <w:t xml:space="preserve">1.1 — PROJECT-09 project.preferences: `value` nhận GIÁ TRỊ JSON bất kỳ thay vì chỉ đối tượng, và `learned_from`/`ttl_days` thành tham số ngang hàng đúng như thực thể Preference của DDD-14 §2. Trước đó ví dụ của chính hợp đồng (`"value":"stlink"`) bị Router chặn bằng E1000 vì không qua nổi input_schema của nó (DEV-009).</w:t>
+              <w:t xml:space="preserve">1.1 — PROJECT-09 project.preferences: </w:t>
+            </w:r>
+            <w:r>
+              <w:rPr>
+                <w:rFonts w:ascii="Consolas" w:cs="Consolas" w:eastAsia="Consolas" w:hAnsi="Consolas"/>
+                <w:sz w:val="21"/>
+                <w:szCs w:val="21"/>
+              </w:rPr>
+              <w:t xml:space="preserve">value</w:t>
+            </w:r>
+            <w:r>
+              <w:rPr>
+                <w:rFonts w:ascii="Times New Roman" w:cs="Times New Roman" w:eastAsia="Times New Roman" w:hAnsi="Times New Roman"/>
+                <w:sz w:val="21"/>
+                <w:szCs w:val="21"/>
+              </w:rPr>
+              <w:t xml:space="preserve"> nhận GIÁ TRỊ JSON bất kỳ thay vì chỉ đối tượng, và </w:t>
+            </w:r>
+            <w:r>
+              <w:rPr>
+                <w:rFonts w:ascii="Consolas" w:cs="Consolas" w:eastAsia="Consolas" w:hAnsi="Consolas"/>
+                <w:sz w:val="21"/>
+                <w:szCs w:val="21"/>
+              </w:rPr>
+              <w:t xml:space="preserve">learned_from</w:t>
+            </w:r>
+            <w:r>
+              <w:rPr>
+                <w:rFonts w:ascii="Times New Roman" w:cs="Times New Roman" w:eastAsia="Times New Roman" w:hAnsi="Times New Roman"/>
+                <w:sz w:val="21"/>
+                <w:szCs w:val="21"/>
+              </w:rPr>
+              <w:t xml:space="preserve">/</w:t>
+            </w:r>
+            <w:r>
+              <w:rPr>
+                <w:rFonts w:ascii="Consolas" w:cs="Consolas" w:eastAsia="Consolas" w:hAnsi="Consolas"/>
+                <w:sz w:val="21"/>
+                <w:szCs w:val="21"/>
+              </w:rPr>
+              <w:t xml:space="preserve">ttl_days</w:t>
+            </w:r>
+            <w:r>
+              <w:rPr>
+                <w:rFonts w:ascii="Times New Roman" w:cs="Times New Roman" w:eastAsia="Times New Roman" w:hAnsi="Times New Roman"/>
+                <w:sz w:val="21"/>
+                <w:szCs w:val="21"/>
+              </w:rPr>
+              <w:t xml:space="preserve"> thành tham số ngang hàng đúng như thực thể Preference của DDD-14 §2. Trước đó ví dụ của chính hợp đồng (</w:t>
+            </w:r>
+            <w:r>
+              <w:rPr>
+                <w:rFonts w:ascii="Consolas" w:cs="Consolas" w:eastAsia="Consolas" w:hAnsi="Consolas"/>
+                <w:sz w:val="21"/>
+                <w:szCs w:val="21"/>
+              </w:rPr>
+              <w:t xml:space="preserve">"value":"stlink"</w:t>
+            </w:r>
+            <w:r>
+              <w:rPr>
+                <w:rFonts w:ascii="Times New Roman" w:cs="Times New Roman" w:eastAsia="Times New Roman" w:hAnsi="Times New Roman"/>
+                <w:sz w:val="21"/>
+                <w:szCs w:val="21"/>
+              </w:rPr>
+              <w:t xml:space="preserve">) bị Router chặn bằng E1000 vì không qua nổi input_schema của nó (DEV-009).</w:t>
             </w:r>
           </w:p>
         </w:tc>
@@ -1358,7 +1422,87 @@
                 <w:sz w:val="21"/>
                 <w:szCs w:val="21"/>
               </w:rPr>
-              <w:t xml:space="preserve">PROJECT-09 project.preferences: `value` nhận GIÁ TRỊ JSON bất kỳ thay vì chỉ đối tượng, và `learned_from`/`ttl_days` thành tham số ngang hàng đúng như thực thể Preference của DDD-14 §2. Trước đó ví dụ của chính hợp đồng (`"value":"stlink"`) bị Router chặn bằng E1000 vì không qua nổi input_schema của nó (DEV-009).</w:t>
+              <w:t xml:space="preserve">PROJECT-09 project.preferences: </w:t>
+            </w:r>
+            <w:r>
+              <w:rPr>
+                <w:rFonts w:ascii="Consolas" w:cs="Consolas" w:eastAsia="Consolas" w:hAnsi="Consolas"/>
+                <w:b w:val="false"/>
+                <w:bCs w:val="false"/>
+                <w:sz w:val="21"/>
+                <w:szCs w:val="21"/>
+              </w:rPr>
+              <w:t xml:space="preserve">value</w:t>
+            </w:r>
+            <w:r>
+              <w:rPr>
+                <w:rFonts w:ascii="Times New Roman" w:cs="Times New Roman" w:eastAsia="Times New Roman" w:hAnsi="Times New Roman"/>
+                <w:b w:val="false"/>
+                <w:bCs w:val="false"/>
+                <w:sz w:val="21"/>
+                <w:szCs w:val="21"/>
+              </w:rPr>
+              <w:t xml:space="preserve"> nhận GIÁ TRỊ JSON bất kỳ thay vì chỉ đối tượng, và </w:t>
+            </w:r>
+            <w:r>
+              <w:rPr>
+                <w:rFonts w:ascii="Consolas" w:cs="Consolas" w:eastAsia="Consolas" w:hAnsi="Consolas"/>
+                <w:b w:val="false"/>
+                <w:bCs w:val="false"/>
+                <w:sz w:val="21"/>
+                <w:szCs w:val="21"/>
+              </w:rPr>
+              <w:t xml:space="preserve">learned_from</w:t>
+            </w:r>
+            <w:r>
+              <w:rPr>
+                <w:rFonts w:ascii="Times New Roman" w:cs="Times New Roman" w:eastAsia="Times New Roman" w:hAnsi="Times New Roman"/>
+                <w:b w:val="false"/>
+                <w:bCs w:val="false"/>
+                <w:sz w:val="21"/>
+                <w:szCs w:val="21"/>
+              </w:rPr>
+              <w:t xml:space="preserve">/</w:t>
+            </w:r>
+            <w:r>
+              <w:rPr>
+                <w:rFonts w:ascii="Consolas" w:cs="Consolas" w:eastAsia="Consolas" w:hAnsi="Consolas"/>
+                <w:b w:val="false"/>
+                <w:bCs w:val="false"/>
+                <w:sz w:val="21"/>
+                <w:szCs w:val="21"/>
+              </w:rPr>
+              <w:t xml:space="preserve">ttl_days</w:t>
+            </w:r>
+            <w:r>
+              <w:rPr>
+                <w:rFonts w:ascii="Times New Roman" w:cs="Times New Roman" w:eastAsia="Times New Roman" w:hAnsi="Times New Roman"/>
+                <w:b w:val="false"/>
+                <w:bCs w:val="false"/>
+                <w:sz w:val="21"/>
+                <w:szCs w:val="21"/>
+              </w:rPr>
+              <w:t xml:space="preserve"> thành tham số ngang hàng đúng như thực thể Preference của DDD-14 §2. Trước đó ví dụ của chính hợp đồng (</w:t>
+            </w:r>
+            <w:r>
+              <w:rPr>
+                <w:rFonts w:ascii="Consolas" w:cs="Consolas" w:eastAsia="Consolas" w:hAnsi="Consolas"/>
+                <w:b w:val="false"/>
+                <w:bCs w:val="false"/>
+                <w:sz w:val="21"/>
+                <w:szCs w:val="21"/>
+              </w:rPr>
+              <w:t xml:space="preserve">"value":"stlink"</w:t>
+            </w:r>
+            <w:r>
+              <w:rPr>
+                <w:rFonts w:ascii="Times New Roman" w:cs="Times New Roman" w:eastAsia="Times New Roman" w:hAnsi="Times New Roman"/>
+                <w:b w:val="false"/>
+                <w:bCs w:val="false"/>
+                <w:sz w:val="21"/>
+                <w:szCs w:val="21"/>
+              </w:rPr>
+              <w:t xml:space="preserve">) bị Router chặn bằng E1000 vì không qua nổi input_schema của nó (DEV-009).</w:t>
             </w:r>
           </w:p>
         </w:tc>
@@ -1406,7 +1550,23 @@
           <w:sz w:val="26"/>
           <w:szCs w:val="26"/>
         </w:rPr>
-        <w:t xml:space="preserve">Mỗi năng lực là một mục gồm: bảng hợp đồng (lớp rủi ro, mức tự chủ, grounding, điều kiện hỏi, hoàn tác, mốc, ví dụ gọi, test), JSON Schema tham số vào và kết quả ra theo mẫu số chung (object/string/number/integer/boolean/array/enum; sâu ≤ 3; không anyOf/$ref) [19], các bước thực hiện (thuật toán ở mức lập trình được, có tham chiếu tới tài liệu nền: CXD-10 ngữ cảnh, MEM-11 bộ nhớ, POL-17 chính sách, PRS-16 prompt, SEC-25 sandbox, TGT-19 phần cứng, SIM-20 mô phỏng), và mã lỗi (API-15 §6). Khai báo YAML tương ứng nằm trong `capabilities/&lt;ns&gt;.yaml` và là thứ Capability Registry nạp; tài liệu này là bản đọc cho người của cùng dữ liệu. Router luôn thực hiện các bước chung trước khi vào năng lực: kiểm input_schema → grounding → policy.decide → thực thi → ledger → đăng ký hoàn tác (SDD-04 §4.0), nên các bước dưới đây không lặp lại phần chung. Quy ước mức: T1 AI làm trọn; T1* tự làm khi chính sách có bằng chứng; T2 AI làm — người duyệt; T3 người làm.</w:t>
+        <w:t xml:space="preserve">Mỗi năng lực là một mục gồm: bảng hợp đồng (lớp rủi ro, mức tự chủ, grounding, điều kiện hỏi, hoàn tác, mốc, ví dụ gọi, test), JSON Schema tham số vào và kết quả ra theo mẫu số chung (object/string/number/integer/boolean/array/enum; sâu ≤ 3; không anyOf/$ref) [19], các bước thực hiện (thuật toán ở mức lập trình được, có tham chiếu tới tài liệu nền: CXD-10 ngữ cảnh, MEM-11 bộ nhớ, POL-17 chính sách, PRS-16 prompt, SEC-25 sandbox, TGT-19 phần cứng, SIM-20 mô phỏng), và mã lỗi (API-15 §6). Khai báo YAML tương ứng nằm trong </w:t>
+      </w:r>
+      <w:r>
+        <w:rPr>
+          <w:rFonts w:ascii="Consolas" w:cs="Consolas" w:eastAsia="Consolas" w:hAnsi="Consolas"/>
+          <w:sz w:val="22"/>
+          <w:szCs w:val="22"/>
+        </w:rPr>
+        <w:t xml:space="preserve">capabilities/&lt;ns&gt;.yaml</w:t>
+      </w:r>
+      <w:r>
+        <w:rPr>
+          <w:rFonts w:ascii="Times New Roman" w:cs="Times New Roman" w:eastAsia="Times New Roman" w:hAnsi="Times New Roman"/>
+          <w:sz w:val="26"/>
+          <w:szCs w:val="26"/>
+        </w:rPr>
+        <w:t xml:space="preserve"> và là thứ Capability Registry nạp; tài liệu này là bản đọc cho người của cùng dữ liệu. Router luôn thực hiện các bước chung trước khi vào năng lực: kiểm input_schema → grounding → policy.decide → thực thi → ledger → đăng ký hoàn tác (SDD-04 §4.0), nên các bước dưới đây không lặp lại phần chung. Quy ước mức: T1 AI làm trọn; T1* tự làm khi chính sách có bằng chứng; T2 AI làm — người duyệt; T3 người làm.</w:t>
       </w:r>
     </w:p>
     <w:p>
@@ -1438,7 +1598,23 @@
           <w:sz w:val="26"/>
           <w:szCs w:val="26"/>
         </w:rPr>
-        <w:t xml:space="preserve">Nhóm `tool.*` cho phép tác tử </w:t>
+        <w:t xml:space="preserve">Nhóm </w:t>
+      </w:r>
+      <w:r>
+        <w:rPr>
+          <w:rFonts w:ascii="Consolas" w:cs="Consolas" w:eastAsia="Consolas" w:hAnsi="Consolas"/>
+          <w:sz w:val="22"/>
+          <w:szCs w:val="22"/>
+        </w:rPr>
+        <w:t xml:space="preserve">tool.*</w:t>
+      </w:r>
+      <w:r>
+        <w:rPr>
+          <w:rFonts w:ascii="Times New Roman" w:cs="Times New Roman" w:eastAsia="Times New Roman" w:hAnsi="Times New Roman"/>
+          <w:sz w:val="26"/>
+          <w:szCs w:val="26"/>
+        </w:rPr>
+        <w:t xml:space="preserve"> cho phép tác tử </w:t>
       </w:r>
       <w:r>
         <w:rPr>
@@ -1474,7 +1650,23 @@
           <w:sz w:val="26"/>
           <w:szCs w:val="26"/>
         </w:rPr>
-        <w:t xml:space="preserve"> (tool.write) → kiểm trong sandbox và đối chiếu hiệu ứng thực tế (tool.test) → chạy theo chính sách với lớp rủi ro suy ra từ hiệu ứng (tool.run) → đăng ký thành năng lực tạm `user.*` gọi được từ mọi bề mặt (tool.register) → thăng cấp thành năng lực chính thức sau khi chứng minh (tool.promote). Về nguyên tắc, mọi năng lực khác trong Danh mục đều có thể được sinh ra theo con đường này; Danh mục 228 năng lực còn lại là tập "đã được thiết kế trước" để bảo đảm chất lượng, an toàn và hiệu năng cho những việc lặp lại nhiều. Ba ràng buộc giữ cho năng lực gốc an toàn: (1) hiệu ứng khai báo là hợp đồng — kiểm tĩnh (import cấm) và động (giám sát tệp/socket/tiến trình) — vi phạm là lỗi nghiêm trọng; (2) lớp rủi ro không do mô hình tự chọn mà suy ra từ hiệu ứng (đọc R0, mạng R1, ghi dự án R2, phần cứng R3, hệ thống R4) và đi qua cùng PolicyGate; (3) công cụ tạm không được vào registry chia sẻ cho tới khi Pack owner duyệt (T2).</w:t>
+        <w:t xml:space="preserve"> (tool.write) → kiểm trong sandbox và đối chiếu hiệu ứng thực tế (tool.test) → chạy theo chính sách với lớp rủi ro suy ra từ hiệu ứng (tool.run) → đăng ký thành năng lực tạm </w:t>
+      </w:r>
+      <w:r>
+        <w:rPr>
+          <w:rFonts w:ascii="Consolas" w:cs="Consolas" w:eastAsia="Consolas" w:hAnsi="Consolas"/>
+          <w:sz w:val="22"/>
+          <w:szCs w:val="22"/>
+        </w:rPr>
+        <w:t xml:space="preserve">user.*</w:t>
+      </w:r>
+      <w:r>
+        <w:rPr>
+          <w:rFonts w:ascii="Times New Roman" w:cs="Times New Roman" w:eastAsia="Times New Roman" w:hAnsi="Times New Roman"/>
+          <w:sz w:val="26"/>
+          <w:szCs w:val="26"/>
+        </w:rPr>
+        <w:t xml:space="preserve"> gọi được từ mọi bề mặt (tool.register) → thăng cấp thành năng lực chính thức sau khi chứng minh (tool.promote). Về nguyên tắc, mọi năng lực khác trong Danh mục đều có thể được sinh ra theo con đường này; Danh mục 228 năng lực còn lại là tập "đã được thiết kế trước" để bảo đảm chất lượng, an toàn và hiệu năng cho những việc lặp lại nhiều. Ba ràng buộc giữ cho năng lực gốc an toàn: (1) hiệu ứng khai báo là hợp đồng — kiểm tĩnh (import cấm) và động (giám sát tệp/socket/tiến trình) — vi phạm là lỗi nghiêm trọng; (2) lớp rủi ro không do mô hình tự chọn mà suy ra từ hiệu ứng (đọc R0, mạng R1, ghi dự án R2, phần cứng R3, hệ thống R4) và đi qua cùng PolicyGate; (3) công cụ tạm không được vào registry chia sẻ cho tới khi Pack owner duyệt (T2).</w:t>
       </w:r>
     </w:p>
     <w:p>
@@ -11161,7 +11353,7 @@
           <w:sz w:val="26"/>
           <w:szCs w:val="26"/>
         </w:rPr>
-        <w:t xml:space="preserve">CODE-01 · code.generate_module — Sinh một module theo STEP + skill + fact; hkw:fact cho hằng số</w:t>
+        <w:t xml:space="preserve">CODE-01 · code.generate_module — Sinh một module theo STEP + skill + fact; eide:fact cho hằng số</w:t>
       </w:r>
     </w:p>
     <w:tbl>
@@ -16232,7 +16424,23 @@
           <w:sz w:val="26"/>
           <w:szCs w:val="26"/>
         </w:rPr>
-        <w:t xml:space="preserve">1. Quét literal địa chỉ/bit/enum/tần số trong ngữ cảnh phần cứng (regex + AST nhẹ), TRỪ tệp kiểm thử (`tests/`) nơi literal là giá trị kỳ vọng chứ không phải khai báo — bắt test trích dẫn cùng fact mà mã đang kiểm cũng trích dẫn thì cả hai lấy số từ một chỗ và test không còn kiểm gì (DEV-064); mỗi literal cần chú thích eide:fact id tồn tại, status reviewed/verified hoặc gold, giá trị khớp</w:t>
+        <w:t xml:space="preserve">1. Quét literal địa chỉ/bit/enum/tần số trong ngữ cảnh phần cứng (regex + AST nhẹ), TRỪ tệp kiểm thử (</w:t>
+      </w:r>
+      <w:r>
+        <w:rPr>
+          <w:rFonts w:ascii="Consolas" w:cs="Consolas" w:eastAsia="Consolas" w:hAnsi="Consolas"/>
+          <w:sz w:val="22"/>
+          <w:szCs w:val="22"/>
+        </w:rPr>
+        <w:t xml:space="preserve">tests/</w:t>
+      </w:r>
+      <w:r>
+        <w:rPr>
+          <w:rFonts w:ascii="Times New Roman" w:cs="Times New Roman" w:eastAsia="Times New Roman" w:hAnsi="Times New Roman"/>
+          <w:sz w:val="26"/>
+          <w:szCs w:val="26"/>
+        </w:rPr>
+        <w:t xml:space="preserve">) nơi literal là giá trị kỳ vọng chứ không phải khai báo — bắt test trích dẫn cùng fact mà mã đang kiểm cũng trích dẫn thì cả hai lấy số từ một chỗ và test không còn kiểm gì (DEV-064); mỗi literal cần chú thích eide:fact id tồn tại, status reviewed/verified hoặc gold, giá trị khớp</w:t>
       </w:r>
     </w:p>
     <w:p>
@@ -20759,17 +20967,15 @@
           <w:sz w:val="26"/>
           <w:szCs w:val="26"/>
         </w:rPr>
-        <w:t xml:space="preserve">1. Bố cục: `tests/host/test_</w:t>
-      </w:r>
-      <w:r>
-        <w:rPr>
-          <w:rFonts w:ascii="Times New Roman" w:cs="Times New Roman" w:eastAsia="Times New Roman" w:hAnsi="Times New Roman"/>
-          <w:i/>
-          <w:iCs/>
-          <w:sz w:val="26"/>
-          <w:szCs w:val="26"/>
-        </w:rPr>
-        <w:t xml:space="preserve">.c` là một chương trình test độc lập cho mỗi tệp (tệp test include thẳng đơn vị đang kiểm); `tests/mock/</w:t>
+        <w:t xml:space="preserve">1. Bố cục: </w:t>
+      </w:r>
+      <w:r>
+        <w:rPr>
+          <w:rFonts w:ascii="Consolas" w:cs="Consolas" w:eastAsia="Consolas" w:hAnsi="Consolas"/>
+          <w:sz w:val="22"/>
+          <w:szCs w:val="22"/>
+        </w:rPr>
+        <w:t xml:space="preserve">tests/host/test_*.c</w:t>
       </w:r>
       <w:r>
         <w:rPr>
@@ -20777,7 +20983,55 @@
           <w:sz w:val="26"/>
           <w:szCs w:val="26"/>
         </w:rPr>
-        <w:t xml:space="preserve">.c` liên kết vào mọi chương trình; `src/` và `include/` là thư mục include (DEV-063)</w:t>
+        <w:t xml:space="preserve"> là một chương trình test độc lập cho mỗi tệp (tệp test include thẳng đơn vị đang kiểm); </w:t>
+      </w:r>
+      <w:r>
+        <w:rPr>
+          <w:rFonts w:ascii="Consolas" w:cs="Consolas" w:eastAsia="Consolas" w:hAnsi="Consolas"/>
+          <w:sz w:val="22"/>
+          <w:szCs w:val="22"/>
+        </w:rPr>
+        <w:t xml:space="preserve">tests/mock/*.c</w:t>
+      </w:r>
+      <w:r>
+        <w:rPr>
+          <w:rFonts w:ascii="Times New Roman" w:cs="Times New Roman" w:eastAsia="Times New Roman" w:hAnsi="Times New Roman"/>
+          <w:sz w:val="26"/>
+          <w:szCs w:val="26"/>
+        </w:rPr>
+        <w:t xml:space="preserve"> liên kết vào mọi chương trình; </w:t>
+      </w:r>
+      <w:r>
+        <w:rPr>
+          <w:rFonts w:ascii="Consolas" w:cs="Consolas" w:eastAsia="Consolas" w:hAnsi="Consolas"/>
+          <w:sz w:val="22"/>
+          <w:szCs w:val="22"/>
+        </w:rPr>
+        <w:t xml:space="preserve">src/</w:t>
+      </w:r>
+      <w:r>
+        <w:rPr>
+          <w:rFonts w:ascii="Times New Roman" w:cs="Times New Roman" w:eastAsia="Times New Roman" w:hAnsi="Times New Roman"/>
+          <w:sz w:val="26"/>
+          <w:szCs w:val="26"/>
+        </w:rPr>
+        <w:t xml:space="preserve"> và </w:t>
+      </w:r>
+      <w:r>
+        <w:rPr>
+          <w:rFonts w:ascii="Consolas" w:cs="Consolas" w:eastAsia="Consolas" w:hAnsi="Consolas"/>
+          <w:sz w:val="22"/>
+          <w:szCs w:val="22"/>
+        </w:rPr>
+        <w:t xml:space="preserve">include/</w:t>
+      </w:r>
+      <w:r>
+        <w:rPr>
+          <w:rFonts w:ascii="Times New Roman" w:cs="Times New Roman" w:eastAsia="Times New Roman" w:hAnsi="Times New Roman"/>
+          <w:sz w:val="26"/>
+          <w:szCs w:val="26"/>
+        </w:rPr>
+        <w:t xml:space="preserve"> là thư mục include (DEV-063)</w:t>
       </w:r>
     </w:p>
     <w:p>
@@ -27086,7 +27340,7 @@
           <w:sz w:val="26"/>
           <w:szCs w:val="26"/>
         </w:rPr>
-        <w:t xml:space="preserve">CODE-14 · code.annotate — Gợi ý/chèn hkw:fact cho mã người viết</w:t>
+        <w:t xml:space="preserve">CODE-14 · code.annotate — Gợi ý/chèn eide:fact cho mã người viết</w:t>
       </w:r>
     </w:p>
     <w:tbl>
@@ -42545,7 +42799,23 @@
           <w:sz w:val="26"/>
           <w:szCs w:val="26"/>
         </w:rPr>
-        <w:t xml:space="preserve">3. scope=project → bảng `preference` trong store dự án; scope=user → preferences.yaml ở thư mục cấu hình người dùng (DDD-14 §6)</w:t>
+        <w:t xml:space="preserve">3. scope=project → bảng </w:t>
+      </w:r>
+      <w:r>
+        <w:rPr>
+          <w:rFonts w:ascii="Consolas" w:cs="Consolas" w:eastAsia="Consolas" w:hAnsi="Consolas"/>
+          <w:sz w:val="22"/>
+          <w:szCs w:val="22"/>
+        </w:rPr>
+        <w:t xml:space="preserve">preference</w:t>
+      </w:r>
+      <w:r>
+        <w:rPr>
+          <w:rFonts w:ascii="Times New Roman" w:cs="Times New Roman" w:eastAsia="Times New Roman" w:hAnsi="Times New Roman"/>
+          <w:sz w:val="26"/>
+          <w:szCs w:val="26"/>
+        </w:rPr>
+        <w:t xml:space="preserve"> trong store dự án; scope=user → preferences.yaml ở thư mục cấu hình người dùng (DDD-14 §6)</w:t>
       </w:r>
     </w:p>
     <w:p>
@@ -46604,7 +46874,39 @@
           <w:sz w:val="26"/>
           <w:szCs w:val="26"/>
         </w:rPr>
-        <w:t xml:space="preserve">1. memory.compose(coder) với C5 = ToolSpec + mẫu tool (TEMPLATE_TOOL.py) + quy ước CON-28; coder sinh module Python: hàm `run(args: dict, ctx: ToolContext) -&gt; dict`, `SPEC` (schema), docstring, kiểm tham số bằng jsonschema, lỗi kiểu EideError, </w:t>
+        <w:t xml:space="preserve">1. memory.compose(coder) với C5 = ToolSpec + mẫu tool (TEMPLATE_TOOL.py) + quy ước CON-28; coder sinh module Python: hàm </w:t>
+      </w:r>
+      <w:r>
+        <w:rPr>
+          <w:rFonts w:ascii="Consolas" w:cs="Consolas" w:eastAsia="Consolas" w:hAnsi="Consolas"/>
+          <w:sz w:val="22"/>
+          <w:szCs w:val="22"/>
+        </w:rPr>
+        <w:t xml:space="preserve">run(args: dict, ctx: ToolContext) -&gt; dict</w:t>
+      </w:r>
+      <w:r>
+        <w:rPr>
+          <w:rFonts w:ascii="Times New Roman" w:cs="Times New Roman" w:eastAsia="Times New Roman" w:hAnsi="Times New Roman"/>
+          <w:sz w:val="26"/>
+          <w:szCs w:val="26"/>
+        </w:rPr>
+        <w:t xml:space="preserve">, </w:t>
+      </w:r>
+      <w:r>
+        <w:rPr>
+          <w:rFonts w:ascii="Consolas" w:cs="Consolas" w:eastAsia="Consolas" w:hAnsi="Consolas"/>
+          <w:sz w:val="22"/>
+          <w:szCs w:val="22"/>
+        </w:rPr>
+        <w:t xml:space="preserve">SPEC</w:t>
+      </w:r>
+      <w:r>
+        <w:rPr>
+          <w:rFonts w:ascii="Times New Roman" w:cs="Times New Roman" w:eastAsia="Times New Roman" w:hAnsi="Times New Roman"/>
+          <w:sz w:val="26"/>
+          <w:szCs w:val="26"/>
+        </w:rPr>
+        <w:t xml:space="preserve"> (schema), docstring, kiểm tham số bằng jsonschema, lỗi kiểu EideError, </w:t>
       </w:r>
       <w:r>
         <w:rPr>
